--- a/templates/common-paper-cc-by-4.0/common-paper-partnership-agreement/template.docx
+++ b/templates/common-paper-cc-by-4.0/common-paper-partnership-agreement/template.docx
@@ -5298,6 +5298,11 @@
               </w:rPr>
             </w:pPr>
             <w:r>
+              <w:rPr>
+                <w:rFonts w:ascii="Arial" w:eastAsia="Arial" w:hAnsi="Arial" w:cs="Arial"/>
+                <w:sz w:val="18"/>
+                <w:szCs w:val="18"/>
+              </w:rPr>
               <w:t>{company_signatory_name}</w:t>
             </w:r>
           </w:p>
@@ -5351,6 +5356,11 @@
               </w:rPr>
             </w:pPr>
             <w:r>
+              <w:rPr>
+                <w:rFonts w:ascii="Arial" w:eastAsia="Arial" w:hAnsi="Arial" w:cs="Arial"/>
+                <w:sz w:val="18"/>
+                <w:szCs w:val="18"/>
+              </w:rPr>
               <w:t>{partner_signatory_name}</w:t>
             </w:r>
           </w:p>
@@ -5416,6 +5426,11 @@
               </w:rPr>
             </w:pPr>
             <w:r>
+              <w:rPr>
+                <w:rFonts w:ascii="Arial" w:eastAsia="Arial" w:hAnsi="Arial" w:cs="Arial"/>
+                <w:sz w:val="18"/>
+                <w:szCs w:val="18"/>
+              </w:rPr>
               <w:t>{company_signatory_title_display}</w:t>
             </w:r>
           </w:p>
@@ -5469,6 +5484,11 @@
               </w:rPr>
             </w:pPr>
             <w:r>
+              <w:rPr>
+                <w:rFonts w:ascii="Arial" w:eastAsia="Arial" w:hAnsi="Arial" w:cs="Arial"/>
+                <w:sz w:val="18"/>
+                <w:szCs w:val="18"/>
+              </w:rPr>
               <w:t>{partner_signatory_title_display}</w:t>
             </w:r>
           </w:p>
@@ -5556,6 +5576,11 @@
               </w:rPr>
             </w:pPr>
             <w:r>
+              <w:rPr>
+                <w:rFonts w:ascii="Arial" w:eastAsia="Arial" w:hAnsi="Arial" w:cs="Arial"/>
+                <w:sz w:val="18"/>
+                <w:szCs w:val="18"/>
+              </w:rPr>
               <w:t>{company_signatory_email}</w:t>
             </w:r>
           </w:p>
@@ -5609,6 +5634,11 @@
               </w:rPr>
             </w:pPr>
             <w:r>
+              <w:rPr>
+                <w:rFonts w:ascii="Arial" w:eastAsia="Arial" w:hAnsi="Arial" w:cs="Arial"/>
+                <w:sz w:val="18"/>
+                <w:szCs w:val="18"/>
+              </w:rPr>
               <w:t>{partner_signatory_email}</w:t>
             </w:r>
           </w:p>
